--- a/.deploy/statement-reply-release-20261018-01/after/backend/app/data/contracts/07_საჩივრებისა_და_აპელაციების_პროცედურა.docx
+++ b/.deploy/statement-reply-release-20261018-01/after/backend/app/data/contracts/07_საჩივრებისა_და_აპელაციების_პროცედურა.docx
@@ -1231,7 +1231,27 @@
           <w:color w:val="000000"/>
           <w:sz w:val="21"/>
         </w:rPr>
-        <w:t>) განთავსებული ელექტრონული ფორმის მეშვეობით.</w:t>
+        <w:t>) განთავსებული ელექტრონული ფორმის მეშვეობით ან ინსტიტუტის ოფიციალურ ელექტრონულ ფოსტაზე (</w:t>
+      </w:r>
+      <w:r>
+        <w:rPr>
+          <w:rFonts w:ascii="Sylfaen" w:hAnsi="Sylfaen" w:cs="Sylfaen" w:eastAsia="Sylfaen"/>
+          <w:b/>
+          <w:i w:val="0"/>
+          <w:color w:val="000000"/>
+          <w:sz w:val="21"/>
+        </w:rPr>
+        <w:t>info@gipc.ge</w:t>
+      </w:r>
+      <w:r>
+        <w:rPr>
+          <w:rFonts w:ascii="Sylfaen" w:hAnsi="Sylfaen" w:cs="Sylfaen" w:eastAsia="Sylfaen"/>
+          <w:b w:val="0"/>
+          <w:i w:val="0"/>
+          <w:color w:val="000000"/>
+          <w:sz w:val="21"/>
+        </w:rPr>
+        <w:t>).</w:t>
       </w:r>
     </w:p>
     <w:p>
@@ -2116,7 +2136,7 @@
           <w:color w:val="000000"/>
           <w:sz w:val="21"/>
         </w:rPr>
-        <w:t xml:space="preserve"> ვადაში.</w:t>
+        <w:t xml:space="preserve"> ვადაში. დადგენილ ვადაში საგამოცდო შედეგზე (მათ შორის, B/C კატეგორიის მაძიებლის მიერ 70%–74% შედეგის მიღებისას 75%-იანი ზღვრის დასადასტურებლად) აპელაციის წარდგენა აჩერებს სერტიფიკატის გაცემის საფასურის (3 000 ₾) გადახდის 1-თვიანი ვადის დინებას აპელაციაზე საბოლოო გადაწყვეტილების ოფიციალურ შეტყობინებამდე.</w:t>
       </w:r>
     </w:p>
     <w:p>
@@ -2149,7 +2169,7 @@
           <w:color w:val="000000"/>
           <w:sz w:val="21"/>
         </w:rPr>
-        <w:t>აპელაცია ივსება ვებგვერდზე (</w:t>
+        <w:t>აპელაცია წარედგინება ვებგვერდზე (</w:t>
       </w:r>
       <w:r>
         <w:rPr>
@@ -2169,7 +2189,27 @@
           <w:color w:val="000000"/>
           <w:sz w:val="21"/>
         </w:rPr>
-        <w:t>) განთავსებული ფორმით და მოიცავს: განმცხადებლის ვინაობასა და საკონტაქტო მონაცემებს, გასაჩივრებულ გადაწყვეტილებას, გასაჩივრების საფუძველსა და მოთხოვნას (დამატებითი მტკიცებულებების წარდგენა ნებაყოფლობითია).</w:t>
+        <w:t>) განთავსებული ელექტრონული ფორმით ან ინსტიტუტის ოფიციალურ ელექტრონულ ფოსტაზე (</w:t>
+      </w:r>
+      <w:r>
+        <w:rPr>
+          <w:rFonts w:ascii="Sylfaen" w:hAnsi="Sylfaen" w:cs="Sylfaen" w:eastAsia="Sylfaen"/>
+          <w:b/>
+          <w:i w:val="0"/>
+          <w:color w:val="000000"/>
+          <w:sz w:val="21"/>
+        </w:rPr>
+        <w:t>info@gipc.ge</w:t>
+      </w:r>
+      <w:r>
+        <w:rPr>
+          <w:rFonts w:ascii="Sylfaen" w:hAnsi="Sylfaen" w:cs="Sylfaen" w:eastAsia="Sylfaen"/>
+          <w:b w:val="0"/>
+          <w:i w:val="0"/>
+          <w:color w:val="000000"/>
+          <w:sz w:val="21"/>
+        </w:rPr>
+        <w:t>) და მოიცავს: განმცხადებლის ვინაობასა და საკონტაქტო მონაცემებს, გასაჩივრებულ გადაწყვეტილებას, გასაჩივრების საფუძველსა და მოთხოვნას (დამატებითი მტკიცებულებების წარდგენა ნებაყოფლობითია).</w:t>
       </w:r>
     </w:p>
     <w:p>
